--- a/Empresa_Repartidors/docs/memoria_projecte.docx
+++ b/Empresa_Repartidors/docs/memoria_projecte.docx
@@ -1,48 +1,100 @@
 
-<file path=word/document.xml><?xml version="1.0" encoding="utf-8"?>
+<file path=customXml\item1.xml><?xml version="1.0" encoding="utf-8"?>
+<b:Sources xmlns:b="http://schemas.openxmlformats.org/officeDocument/2006/bibliography" xmlns="http://schemas.openxmlformats.org/officeDocument/2006/bibliography" SelectedStyle="/APA.XSL" StyleName="APA"/>
+</file>
+
+<file path=customXml\itemProps1.xml><?xml version="1.0" encoding="utf-8"?>
+<ds:datastoreItem xmlns:ds="http://schemas.openxmlformats.org/officeDocument/2006/customXml" ds:itemID="{EF278816-EC6F-A645-907D-7F25AECB1D4A}">
+  <ds:schemaRefs>
+    <ds:schemaRef ds:uri="http://schemas.openxmlformats.org/officeDocument/2006/bibliography"/>
+  </ds:schemaRefs>
+</ds:datastoreItem>
+</file>
+
+<file path=docProps\app.xml><?xml version="1.0" encoding="utf-8"?>
+<Properties xmlns="http://schemas.openxmlformats.org/officeDocument/2006/extended-properties" xmlns:vt="http://schemas.openxmlformats.org/officeDocument/2006/docPropsVTypes">
+  <Template>Normal.dotm</Template>
+  <TotalTime>0</TotalTime>
+  <Pages>1</Pages>
+  <Words>0</Words>
+  <Characters>0</Characters>
+  <Application>Microsoft Macintosh Word</Application>
+  <DocSecurity>0</DocSecurity>
+  <Lines>0</Lines>
+  <Paragraphs>0</Paragraphs>
+  <ScaleCrop>false</ScaleCrop>
+  <HeadingPairs>
+    <vt:vector size="2" baseType="variant">
+      <vt:variant>
+        <vt:lpstr>Title</vt:lpstr>
+      </vt:variant>
+      <vt:variant>
+        <vt:i4>1</vt:i4>
+      </vt:variant>
+    </vt:vector>
+  </HeadingPairs>
+  <TitlesOfParts>
+    <vt:vector size="1" baseType="lpstr">
+      <vt:lpstr/>
+    </vt:vector>
+  </TitlesOfParts>
+  <Manager/>
+  <Company/>
+  <LinksUpToDate>false</LinksUpToDate>
+  <CharactersWithSpaces>0</CharactersWithSpaces>
+  <SharedDoc>false</SharedDoc>
+  <HyperlinkBase/>
+  <HyperlinksChanged>false</HyperlinksChanged>
+  <AppVersion>14.0000</AppVersion>
+</Properties>
+</file>
+
+<file path=docProps\core.xml><?xml version="1.0" encoding="utf-8"?>
+<cp:coreProperties xmlns:cp="http://schemas.openxmlformats.org/package/2006/metadata/core-properties" xmlns:dc="http://purl.org/dc/elements/1.1/" xmlns:dcterms="http://purl.org/dc/terms/" xmlns:dcmitype="http://purl.org/dc/dcmitype/" xmlns:xsi="http://www.w3.org/2001/XMLSchema-instance">
+  <dc:title/>
+  <dc:subject/>
+  <dc:creator>python-docx</dc:creator>
+  <cp:keywords/>
+  <dc:description>generated by python-docx</dc:description>
+  <cp:lastModifiedBy/>
+  <cp:revision>1</cp:revision>
+  <dcterms:created xsi:type="dcterms:W3CDTF">2013-12-23T23:15:00Z</dcterms:created>
+  <dcterms:modified xsi:type="dcterms:W3CDTF">2013-12-23T23:15:00Z</dcterms:modified>
+  <cp:category/>
+</cp:coreProperties>
+</file>
+
+<file path=word\document.xml><?xml version="1.0" encoding="utf-8"?>
 <w:document xmlns:wpc="http://schemas.microsoft.com/office/word/2010/wordprocessingCanvas" xmlns:mo="http://schemas.microsoft.com/office/mac/office/2008/main" xmlns:mc="http://schemas.openxmlformats.org/markup-compatibility/2006" xmlns:mv="urn:schemas-microsoft-com:mac:vml" xmlns:o="urn:schemas-microsoft-com:office:office" xmlns:r="http://schemas.openxmlformats.org/officeDocument/2006/relationships" xmlns:m="http://schemas.openxmlformats.org/officeDocument/2006/math" xmlns:v="urn:schemas-microsoft-com:vml" xmlns:wp14="http://schemas.microsoft.com/office/word/2010/wordprocessingDrawing" xmlns:wp="http://schemas.openxmlformats.org/drawingml/2006/wordprocessingDrawing" xmlns:w10="urn:schemas-microsoft-com:office:word" xmlns:w="http://schemas.openxmlformats.org/wordprocessingml/2006/main" xmlns:w14="http://schemas.microsoft.com/office/word/2010/wordml" xmlns:wpg="http://schemas.microsoft.com/office/word/2010/wordprocessingGroup" xmlns:wpi="http://schemas.microsoft.com/office/word/2010/wordprocessingInk" xmlns:wne="http://schemas.microsoft.com/office/word/2006/wordml" xmlns:wps="http://schemas.microsoft.com/office/word/2010/wordprocessingShape" mc:Ignorable="w14 wp14">
   <w:body>
     <w:p/>
-    <w:p/>
     <w:p>
-      <w:pPr>
-        <w:jc w:val="center"/>
-      </w:pPr>
       <w:r>
         <w:rPr>
           <w:b/>
-          <w:sz w:val="44"/>
         </w:rPr>
-        <w:t>PROJECTE MODULAR</w:t>
-        <w:br/>
-        <w:t>SISTEMES DE GESTIÓ EMPRESARIAL</w:t>
+        <w:t xml:space="preserve">PROJECTE MODULAR</w:t>
+      </w:r>
+    </w:p>
+    <w:p>
+      <w:r>
+        <w:t xml:space="preserve">Sistemes de Gestió Empresarial</w:t>
       </w:r>
     </w:p>
     <w:p/>
     <w:p>
-      <w:pPr>
-        <w:jc w:val="center"/>
-      </w:pPr>
       <w:r>
         <w:rPr>
           <w:b/>
-          <w:sz w:val="32"/>
         </w:rPr>
-        <w:t>Mòdul Odoo: Empresa Repartidors</w:t>
+        <w:t xml:space="preserve">Mòdul Odoo: Empresa Repartidors</w:t>
       </w:r>
     </w:p>
     <w:p/>
     <w:p>
-      <w:pPr>
-        <w:jc w:val="center"/>
-      </w:pPr>
       <w:r>
-        <w:t>Alumne</w:t>
-        <w:br/>
-        <w:t>2025-2026</w:t>
+        <w:t xml:space="preserve">Alumne - curs 2025-2026</w:t>
       </w:r>
-    </w:p>
-    <w:p>
       <w:r>
         <w:br w:type="page"/>
       </w:r>
@@ -52,100 +104,58 @@
         <w:pStyle w:val="Heading1"/>
       </w:pPr>
       <w:r>
-        <w:t>ÍNDEX</w:t>
+        <w:t xml:space="preserve">ÍNDEX</w:t>
       </w:r>
     </w:p>
     <w:p>
       <w:r>
-        <w:t>1. Descripció del projecte</w:t>
+        <w:t xml:space="preserve">1. Descripció del projecte</w:t>
       </w:r>
     </w:p>
     <w:p>
       <w:r>
-        <w:t>2. Estructura del mòdul</w:t>
+        <w:t xml:space="preserve">2. Estructura del mòdul</w:t>
       </w:r>
     </w:p>
     <w:p>
       <w:r>
-        <w:t>3. Models (classes Python)</w:t>
+        <w:t xml:space="preserve">3. Models Python</w:t>
       </w:r>
     </w:p>
     <w:p>
       <w:r>
-        <w:t xml:space="preserve">   3.1 empleat.py - Model Empleat</w:t>
+        <w:t xml:space="preserve">4. Vistes XML</w:t>
       </w:r>
     </w:p>
     <w:p>
       <w:r>
-        <w:t xml:space="preserve">   3.2 vehicle.py - Model Vehicle</w:t>
+        <w:t xml:space="preserve">5. Wizard</w:t>
       </w:r>
     </w:p>
     <w:p>
       <w:r>
-        <w:t xml:space="preserve">   3.3 client.py - Model Client</w:t>
+        <w:t xml:space="preserve">6. Report PDF</w:t>
       </w:r>
     </w:p>
     <w:p>
       <w:r>
-        <w:t xml:space="preserve">   3.4 repartiment.py - Model Repartiment</w:t>
+        <w:t xml:space="preserve">7. Web controller</w:t>
       </w:r>
     </w:p>
     <w:p>
       <w:r>
-        <w:t>4. Vistes XML</w:t>
+        <w:t xml:space="preserve">8. Seguretat</w:t>
       </w:r>
     </w:p>
     <w:p>
       <w:r>
-        <w:t xml:space="preserve">   4.1 empleat.xml</w:t>
+        <w:t xml:space="preserve">9. Requisits coberts</w:t>
       </w:r>
     </w:p>
     <w:p>
       <w:r>
-        <w:t xml:space="preserve">   4.2 vehicle.xml</w:t>
+        <w:t xml:space="preserve">10. Errors corregits</w:t>
       </w:r>
-    </w:p>
-    <w:p>
-      <w:r>
-        <w:t xml:space="preserve">   4.3 client.xml</w:t>
-      </w:r>
-    </w:p>
-    <w:p>
-      <w:r>
-        <w:t xml:space="preserve">   4.4 repartiment.xml (inclou search)</w:t>
-      </w:r>
-    </w:p>
-    <w:p>
-      <w:r>
-        <w:t>5. Wizard</w:t>
-      </w:r>
-    </w:p>
-    <w:p>
-      <w:r>
-        <w:t>6. Report PDF</w:t>
-      </w:r>
-    </w:p>
-    <w:p>
-      <w:r>
-        <w:t>7. Web Controller</w:t>
-      </w:r>
-    </w:p>
-    <w:p>
-      <w:r>
-        <w:t>8. Seguretat (ir.model.access.csv)</w:t>
-      </w:r>
-    </w:p>
-    <w:p>
-      <w:r>
-        <w:t>9. Requisits coberts</w:t>
-      </w:r>
-    </w:p>
-    <w:p>
-      <w:r>
-        <w:t>10. Errors corregits</w:t>
-      </w:r>
-    </w:p>
-    <w:p>
       <w:r>
         <w:br w:type="page"/>
       </w:r>
@@ -155,12 +165,17 @@
         <w:pStyle w:val="Heading1"/>
       </w:pPr>
       <w:r>
-        <w:t>1. Descripció del projecte</w:t>
+        <w:t xml:space="preserve">1. Descripció del projecte</w:t>
       </w:r>
     </w:p>
     <w:p>
       <w:r>
-        <w:t>aquest modul d'odoo 17 gestiona una empresa de repartidors. permet controlar empleats (amb carnets), vehicles (bicicleta, ciclomotor, furgoneta), clients emissors i repartiments amb control d'estat, urgencia i restriccions de negoci.</w:t>
+        <w:t xml:space="preserve">Aquest mòdul d'Odoo 17 està pensat per gestionar una empresa de repartidors de manera senzilla. Permet donar d'alta empleats, vehicles, clients i repartiments, i controla algunes normes bàsiques perquè les dades tinguen sentit.</w:t>
+      </w:r>
+    </w:p>
+    <w:p>
+      <w:r>
+        <w:t xml:space="preserve">La idea no és fer una aplicació logística enorme, sinó un mòdul complet per practicar models, vistes, restriccions, informes, assistents i un petit endpoint web.</w:t>
       </w:r>
     </w:p>
     <w:p>
@@ -168,72 +183,47 @@
         <w:pStyle w:val="Heading1"/>
       </w:pPr>
       <w:r>
-        <w:t>2. Estructura del mòdul</w:t>
-      </w:r>
-    </w:p>
-    <w:p>
-      <w:pPr>
-        <w:pStyle w:val="NoSpacing"/>
-      </w:pPr>
-      <w:r>
-        <w:t>Empresa_Repartidors/</w:t>
-        <w:br/>
-        <w:t>├── __init__.py              # importa models, controllers i wizard</w:t>
-        <w:br/>
-        <w:t>├── __manifest__.py          # configuracio del modul (nom, depends, data)</w:t>
-        <w:br/>
-        <w:t>├── models/</w:t>
-        <w:br/>
-        <w:t>│   ├── __init__.py          # importa els 4 models</w:t>
-        <w:br/>
-        <w:t>│   ├── empleat.py           # model empleat (repartidor)</w:t>
-        <w:br/>
-        <w:t>│   ├── vehicle.py           # model vehicle</w:t>
-        <w:br/>
-        <w:t>│   ├── client.py            # model client emissor</w:t>
-        <w:br/>
-        <w:t>│   └── repartiment.py       # model repartiment (principal)</w:t>
-        <w:br/>
-        <w:t>├── views/</w:t>
-        <w:br/>
-        <w:t>│   ├── empleat.xml          # form + list + kanban empleats</w:t>
-        <w:br/>
-        <w:t>│   ├── vehicle.xml          # form + list + kanban vehicles</w:t>
-        <w:br/>
-        <w:t>│   ├── client.xml           # form + list editable clients</w:t>
-        <w:br/>
-        <w:t>│   └── repartiment.xml      # form + list colors + kanban + calendar + search</w:t>
-        <w:br/>
-        <w:t>├── wizard/</w:t>
-        <w:br/>
-        <w:t>│   ├── __init__.py</w:t>
-        <w:br/>
-        <w:t>│   ├── repartiment_wizard.py    # model transitori del wizard</w:t>
-        <w:br/>
-        <w:t>│   └── repartiment_wizard.xml   # vista formulari del wizard</w:t>
-        <w:br/>
-        <w:t>├── report/</w:t>
-        <w:br/>
-        <w:t>│   └── repartiment_report.xml   # report pdf repartiments pendents</w:t>
-        <w:br/>
-        <w:t>├── controllers/</w:t>
-        <w:br/>
-        <w:t>│   ├── __init__.py</w:t>
-        <w:br/>
-        <w:t>│   └── main.py              # web controller /repartiment/estat</w:t>
-        <w:br/>
-        <w:t>├── security/</w:t>
-        <w:br/>
-        <w:t>│   └── ir.model.access.csv  # permisos crud per a tots els models</w:t>
-        <w:br/>
-        <w:t>└── static/</w:t>
-        <w:br/>
-        <w:t xml:space="preserve">    └── description/          # carpeta per icona del modul</w:t>
+        <w:t xml:space="preserve">2. Estructura del mòdul</w:t>
       </w:r>
     </w:p>
     <w:p>
       <w:r>
-        <w:br w:type="page"/>
+        <w:t xml:space="preserve">El mòdul es diu Empresa_Repartidors i està separat en carpetes igual que un addon normal d'Odoo.</w:t>
+      </w:r>
+    </w:p>
+    <w:p>
+      <w:r>
+        <w:t xml:space="preserve">- models/: conté les classes principals: empleat, vehicle, client i repartiment.</w:t>
+      </w:r>
+    </w:p>
+    <w:p>
+      <w:r>
+        <w:t xml:space="preserve">- views/: defineix els formularis, llistes, kanban, calendari, filtres i menús.</w:t>
+      </w:r>
+    </w:p>
+    <w:p>
+      <w:r>
+        <w:t xml:space="preserve">- wizard/: conté l'assistent per crear un repartiment ràpidament.</w:t>
+      </w:r>
+    </w:p>
+    <w:p>
+      <w:r>
+        <w:t xml:space="preserve">- report/: inclou el report PDF dels repartiments pendents.</w:t>
+      </w:r>
+    </w:p>
+    <w:p>
+      <w:r>
+        <w:t xml:space="preserve">- controllers/: afegeix una ruta web per consultar l'estat d'un repartiment.</w:t>
+      </w:r>
+    </w:p>
+    <w:p>
+      <w:r>
+        <w:t xml:space="preserve">- security/: dona permisos als usuaris interns perquè puguen treballar amb els models.</w:t>
+      </w:r>
+    </w:p>
+    <w:p>
+      <w:r>
+        <w:t xml:space="preserve">- __manifest__.py: declara les dependències i carrega tots els fitxers XML i CSV.</w:t>
       </w:r>
     </w:p>
     <w:p>
@@ -241,7 +231,7 @@
         <w:pStyle w:val="Heading1"/>
       </w:pPr>
       <w:r>
-        <w:t>3. Models (classes Python)</w:t>
+        <w:t xml:space="preserve">3. Models Python</w:t>
       </w:r>
     </w:p>
     <w:p>
@@ -249,20 +239,17 @@
         <w:pStyle w:val="Heading2"/>
       </w:pPr>
       <w:r>
-        <w:t>3.1 empleat.py - Model Empleat</w:t>
+        <w:t xml:space="preserve">3.1 empleat.py - Model Empleat</w:t>
       </w:r>
     </w:p>
     <w:p>
       <w:r>
-        <w:t>model: repartiment.empleat</w:t>
-        <w:br/>
-        <w:t>camps: nom, cognom, dni (unic), telefon, foto, carnet_ciclomotor, carnet_furgoneta</w:t>
-        <w:br/>
-        <w:t>relacions: one2many amb repartiment.repartiment (camp invers: empleat_id)</w:t>
-        <w:br/>
-        <w:t>constraint sql: dni unic</w:t>
-        <w:br/>
-        <w:t>explicacio: guarda les dades dels repartidors. el camp repartiment_ids mostra tots els repartiments assignats a l'empleat al formulari.</w:t>
+        <w:t xml:space="preserve">El model repartiment.empleat guarda les dades dels repartidors: nom, cognom, DNI, telèfon, foto i els carnets disponibles. També té una relació one2many amb els repartiments, així des de la fitxa de l'empleat es poden veure els enviaments que té assignats.</w:t>
+      </w:r>
+    </w:p>
+    <w:p>
+      <w:r>
+        <w:t xml:space="preserve">El DNI és únic mitjançant una restricció SQL, perquè no tinga sentit crear el mateix empleat dues vegades.</w:t>
       </w:r>
     </w:p>
     <w:p>
@@ -270,18 +257,17 @@
         <w:pStyle w:val="Heading2"/>
       </w:pPr>
       <w:r>
-        <w:t>3.2 vehicle.py - Model Vehicle</w:t>
+        <w:t xml:space="preserve">3.2 vehicle.py - Model Vehicle</w:t>
       </w:r>
     </w:p>
     <w:p>
       <w:r>
-        <w:t>model: repartiment.vehicle</w:t>
-        <w:br/>
-        <w:t>camps: tipus (selection: bicicleta/ciclomotor/furgoneta), matricula, foto, descripcio</w:t>
-        <w:br/>
-        <w:t>metode name_get(): mostra "tipus [matricula]" al seleccionar</w:t>
-        <w:br/>
-        <w:t>explicacio: cada vehicle te un tipus que determina les restriccions dels repartiments (ex: bicicleta no pot fer mes de 10km, furgoneta no pot fer menys de 1km).</w:t>
+        <w:t xml:space="preserve">El model repartiment.vehicle guarda el tipus de vehicle, la matrícula, una foto i una descripció. Els tipus utilitzats són bicicleta, ciclomotor i furgoneta.</w:t>
+      </w:r>
+    </w:p>
+    <w:p>
+      <w:r>
+        <w:t xml:space="preserve">En Odoo 17 no s'ha deixat amb name_get(), perquè està deprecat. Per això s'ha creat un display_name calculat i s'ha indicat amb _rec_name. Així, quan el vehicle apareix en les vistes Many2one, es mostra d'una manera clara, per exemple: furgoneta [1234ABC].</w:t>
       </w:r>
     </w:p>
     <w:p>
@@ -289,18 +275,12 @@
         <w:pStyle w:val="Heading2"/>
       </w:pPr>
       <w:r>
-        <w:t>3.3 client.py - Model Client</w:t>
+        <w:t xml:space="preserve">3.3 client.py - Model Client</w:t>
       </w:r>
     </w:p>
     <w:p>
       <w:r>
-        <w:t>model: repartiment.client</w:t>
-        <w:br/>
-        <w:t>camps: dni (unic), nom, cognom, telefon</w:t>
-        <w:br/>
-        <w:t>constraint sql: dni unic</w:t>
-        <w:br/>
-        <w:t>explicacio: guarda les dades dels clients que envien paquets.</w:t>
+        <w:t xml:space="preserve">El model repartiment.client representa el client emissor del paquet. Guarda DNI, nom, cognom i telèfon. Igual que amb els empleats, el DNI és únic per evitar registres duplicats.</w:t>
       </w:r>
     </w:p>
     <w:p>
@@ -308,44 +288,22 @@
         <w:pStyle w:val="Heading2"/>
       </w:pPr>
       <w:r>
-        <w:t>3.4 repartiment.py - Model Repartiment (principal)</w:t>
+        <w:t xml:space="preserve">3.4 repartiment.py - Model Repartiment</w:t>
       </w:r>
     </w:p>
     <w:p>
       <w:r>
-        <w:t>model: repartiment.repartiment</w:t>
-        <w:br/>
-        <w:t>camps: codi (autonumeric REP/xxxxx), dates (inici, retorn, recepcio), empleat_id (many2one), vehicle_id (many2one), client_id (many2one), kilometres, pes, volum, observacions, receptor (nom/tel/adreça), estat, urgencia</w:t>
-        <w:br/>
-        <w:br/>
-        <w:t>relacions many2one:</w:t>
-        <w:br/>
-        <w:t>- empleat_id → repartiment.empleat (relacio inversa: repartiment_ids)</w:t>
-        <w:br/>
-        <w:t>- vehicle_id → repartiment.vehicle</w:t>
-        <w:br/>
-        <w:t>- client_id → repartiment.client</w:t>
-        <w:br/>
-        <w:br/>
-        <w:t>metodes:</w:t>
-        <w:br/>
-        <w:t>- create(): genera codi autonumeric amb ir.sequence (REP/00001, REP/00002...)</w:t>
-        <w:br/>
-        <w:t>- _check_carnet(): valida que l'empleat tinga carnet per al tipus de vehicle</w:t>
-        <w:br/>
-        <w:t>- _check_disponibilitat(): no es pot crear viatge si empleat o vehicle estan "de_cami"</w:t>
-        <w:br/>
-        <w:t>- _check_distancia_bicicleta(): &gt;10km no es pot en bicicleta</w:t>
-        <w:br/>
-        <w:t>- _check_distancia_furgoneta(): &lt;1km no es pot en furgoneta</w:t>
-        <w:br/>
-        <w:br/>
-        <w:t>ordenacio: per data_recepcio i urgencia (organs primer, baixa al final).</w:t>
+        <w:t xml:space="preserve">Aquest és el model principal del mòdul. Un repartiment relaciona un empleat, un vehicle i un client, i afegeix dades del paquet, receptor, dates, quilòmetres, estat i urgència.</w:t>
       </w:r>
     </w:p>
     <w:p>
       <w:r>
-        <w:br w:type="page"/>
+        <w:t xml:space="preserve">El camp codi es genera automàticament amb una seqüència del tipus REP/00001. També hi ha restriccions de negoci: l'empleat ha de tindre carnet si usa ciclomotor o furgoneta, un empleat o vehicle no pot estar en dos viatges actius, la bicicleta no pot superar 10 km i la furgoneta no es pot usar per a menys d'1 km.</w:t>
+      </w:r>
+    </w:p>
+    <w:p>
+      <w:r>
+        <w:t xml:space="preserve">També es comprova que la data de retorn no siga anterior a la data d'inici. Són validacions senzilles, però fan que el mòdul es comporte més com una aplicació real.</w:t>
       </w:r>
     </w:p>
     <w:p>
@@ -353,7 +311,7 @@
         <w:pStyle w:val="Heading1"/>
       </w:pPr>
       <w:r>
-        <w:t>4. Vistes XML</w:t>
+        <w:t xml:space="preserve">4. Vistes XML</w:t>
       </w:r>
     </w:p>
     <w:p>
@@ -361,16 +319,12 @@
         <w:pStyle w:val="Heading2"/>
       </w:pPr>
       <w:r>
-        <w:t>4.1 empleat.xml</w:t>
+        <w:t xml:space="preserve">4.1 empleat.xml</w:t>
       </w:r>
     </w:p>
     <w:p>
       <w:r>
-        <w:t>conté: accio (act_window), menu, formulari (form), llista (list) i kanban.</w:t>
-        <w:br/>
-        <w:t>el formulari inclou un notebook amb la llista de repartiments de l'empleat (one2many).</w:t>
-        <w:br/>
-        <w:t>el kanban mostra la foto i el nom de cada empleat.</w:t>
+        <w:t xml:space="preserve">Inclou l'acció, el menú, el formulari, la llista i el kanban dels empleats. En el formulari hi ha un notebook amb els repartiments assignats a l'empleat, i en el kanban es mostra la foto amb el nom.</w:t>
       </w:r>
     </w:p>
     <w:p>
@@ -378,14 +332,12 @@
         <w:pStyle w:val="Heading2"/>
       </w:pPr>
       <w:r>
-        <w:t>4.2 vehicle.xml</w:t>
+        <w:t xml:space="preserve">4.2 vehicle.xml</w:t>
       </w:r>
     </w:p>
     <w:p>
       <w:r>
-        <w:t>conté: accio, menu, formulari, llista i kanban.</w:t>
-        <w:br/>
-        <w:t>mostra el tipus, matricula i foto del vehicle.</w:t>
+        <w:t xml:space="preserve">Inclou les vistes del vehicle: formulari, llista i kanban. La vista és simple perquè el model també ho és, però deixa veure ràpidament el tipus de vehicle, la matrícula i la foto.</w:t>
       </w:r>
     </w:p>
     <w:p>
@@ -393,16 +345,12 @@
         <w:pStyle w:val="Heading2"/>
       </w:pPr>
       <w:r>
-        <w:t>4.3 client.xml</w:t>
+        <w:t xml:space="preserve">4.3 client.xml</w:t>
       </w:r>
     </w:p>
     <w:p>
       <w:r>
-        <w:t>conté: accio, menu, formulari i llista editable (editable="bottom").</w:t>
-        <w:br/>
-        <w:t>linies editables: es pot editar directament des de la llista sense obrir el formulari.</w:t>
-        <w:br/>
-        <w:t>funcionalitat especial requerida per l'enunciat.</w:t>
+        <w:t xml:space="preserve">Conté el formulari i una llista editable amb editable='bottom'. Aquesta part serveix per poder editar clients directament des de la llista, sense haver d'entrar sempre al formulari.</w:t>
       </w:r>
     </w:p>
     <w:p>
@@ -410,34 +358,22 @@
         <w:pStyle w:val="Heading2"/>
       </w:pPr>
       <w:r>
-        <w:t>4.4 repartiment.xml</w:t>
+        <w:t xml:space="preserve">4.4 repartiment.xml</w:t>
       </w:r>
     </w:p>
     <w:p>
       <w:r>
-        <w:t>conté:</w:t>
-        <w:br/>
-        <w:t>- sequencia (ir.sequence): genera codis REP/00001</w:t>
-        <w:br/>
-        <w:t>- accio amb view_mode: list, form, kanban, calendar</w:t>
-        <w:br/>
-        <w:t>- formulari: amb statusbar (widget que mostra l'estat com una barra de progres)</w:t>
-        <w:br/>
-        <w:t>- llista amb colors: decoration-danger (roig) per "no ha eixit", decoration-warning (groc) per "de cami", decoration-success (verd) per "entregada". tambe te sum en kilometres i pes per mostrar totals.</w:t>
-        <w:br/>
-        <w:t>- kanban: agrupa per estat, mostra badge amb color dinamic</w:t>
-        <w:br/>
-        <w:t>- calendar: mostra repartiments per data_recepcio</w:t>
-        <w:br/>
-        <w:t>- search: camps de busqueda + filtres predefinits + agrupacions per estat/urgencia/empleat</w:t>
-        <w:br/>
-        <w:br/>
-        <w:t>requisits coberts aci: 4 vistes, colors, linies editables (client), calculs totals (sum), widgets (statusbar, image), search amb ordenacio.</w:t>
+        <w:t xml:space="preserve">És la vista més completa del projecte. Defineix la seqüència REP/00001, l'acció del menú i les vistes form, tree/list, kanban, calendar i search.</w:t>
       </w:r>
     </w:p>
     <w:p>
       <w:r>
-        <w:br w:type="page"/>
+        <w:t xml:space="preserve">El formulari utilitza una statusbar per veure l'estat del repartiment. La llista aplica colors segons l'estat: roig si encara no ha eixit, groc si està de camí i verd si està entregada. També suma quilòmetres i pes.</w:t>
+      </w:r>
+    </w:p>
+    <w:p>
+      <w:r>
+        <w:t xml:space="preserve">El kanban agrupa per estat i el calendari mostra els repartiments per data de recepció. La cerca permet filtrar i agrupar per estat, urgència i empleat.</w:t>
       </w:r>
     </w:p>
     <w:p>
@@ -445,22 +381,17 @@
         <w:pStyle w:val="Heading1"/>
       </w:pPr>
       <w:r>
-        <w:t>5. Wizard</w:t>
+        <w:t xml:space="preserve">5. Wizard</w:t>
       </w:r>
     </w:p>
     <w:p>
       <w:r>
-        <w:t>fitxers: wizard/repartiment_wizard.py + wizard/repartiment_wizard.xml</w:t>
-        <w:br/>
-        <w:br/>
-        <w:t>el wizard es un model transitori (TransientModel) que no es guarda permanent a la bbdd.</w:t>
-        <w:br/>
-        <w:t>te els camps basics per crear un repartiment rapid: empleat, vehicle, client, data, km, urgencia.</w:t>
-        <w:br/>
-        <w:t>al polsar "crear repartiment" crida action_crear_repartiment() que crea un registre real al model repartiment.repartiment.</w:t>
-        <w:br/>
-        <w:br/>
-        <w:t>la vista xml obre el wizard en una finestra nova (target=new) amb un menu propi.</w:t>
+        <w:t xml:space="preserve">El wizard és un TransientModel que ajuda a crear un repartiment ràpid sense passar per tots els camps del formulari complet. Demana empleat, vehicle, client, data, quilòmetres, urgència i receptor.</w:t>
+      </w:r>
+    </w:p>
+    <w:p>
+      <w:r>
+        <w:t xml:space="preserve">Quan es prem el botó de crear, el wizard crea un registre real en repartiment.repartiment i obri la seua fitxa. És útil perquè simula una entrada ràpida de dades.</w:t>
       </w:r>
     </w:p>
     <w:p>
@@ -468,21 +399,17 @@
         <w:pStyle w:val="Heading1"/>
       </w:pPr>
       <w:r>
-        <w:t>6. Report PDF</w:t>
+        <w:t xml:space="preserve">6. Report PDF</w:t>
       </w:r>
     </w:p>
     <w:p>
       <w:r>
-        <w:t>fitxer: report/repartiment_report.xml</w:t>
-        <w:br/>
-        <w:br/>
-        <w:t>genera un pdf per cada empleat seleccionat amb la llista de repartiments pendents d'eixida (estat = "no_ha_eixit"). es llança des del boto "imprimir" del formulari d'empleat.</w:t>
-        <w:br/>
-        <w:br/>
-        <w:t>usa qweb templates: t-foreach per recorrer els repartiments, filtered(lambda r: r.estat == "no_ha_eixit") per filtrar nomes els pendents.</w:t>
-        <w:br/>
-        <w:br/>
-        <w:t>relacionat amb: model repartiment.empleat i camp repartiment_ids (one2many).</w:t>
+        <w:t xml:space="preserve">El report PDF mostra, per cada empleat seleccionat, els repartiments pendents d'eixida. Es filtra el camp estat perquè només apareguen els que estan en no_ha_eixit.</w:t>
+      </w:r>
+    </w:p>
+    <w:p>
+      <w:r>
+        <w:t xml:space="preserve">Està fet amb QWeb i es llança des del botó d'imprimir. En aquest punt també es practica l'ús de t-foreach i el recorregut de relacions one2many.</w:t>
       </w:r>
     </w:p>
     <w:p>
@@ -490,25 +417,17 @@
         <w:pStyle w:val="Heading1"/>
       </w:pPr>
       <w:r>
-        <w:t>7. Web Controller</w:t>
+        <w:t xml:space="preserve">7. Web controller</w:t>
       </w:r>
     </w:p>
     <w:p>
       <w:r>
-        <w:t>fitxer: controllers/main.py</w:t>
-        <w:br/>
-        <w:br/>
-        <w:t>endpoint: GET /repartiment/estat?codi=REP/00001</w:t>
-        <w:br/>
-        <w:t>torna un json amb l'estat del repartiment (codi, estat, empleat, vehicle, urgencia).</w:t>
-        <w:br/>
-        <w:br/>
-        <w:t>usa auth="none" (no requereix login) i sudo() per tindre permisos de lectura.</w:t>
-        <w:br/>
-        <w:t>si no es passa codi o no existeix, torna un error en json.</w:t>
-        <w:br/>
-        <w:br/>
-        <w:t>exemple resposta: {"codi":"REP/00001","estat":"de_cami","empleat":"joan garcia",...}</w:t>
+        <w:t xml:space="preserve">El controller crea una ruta web pública: /repartiment/estat. Si se li passa un codi de repartiment, per exemple REP/00001, busca el registre i retorna un JSON amb el codi, l'estat, l'empleat, el vehicle i la urgència.</w:t>
+      </w:r>
+    </w:p>
+    <w:p>
+      <w:r>
+        <w:t xml:space="preserve">Serveix com una petita API per consultar l'estat d'un repartiment sense entrar a la interfície normal d'Odoo. Si falta el codi o no existeix, també retorna un missatge d'error en JSON.</w:t>
       </w:r>
     </w:p>
     <w:p>
@@ -516,27 +435,17 @@
         <w:pStyle w:val="Heading1"/>
       </w:pPr>
       <w:r>
-        <w:t>8. Seguretat (ir.model.access.csv)</w:t>
+        <w:t xml:space="preserve">8. Seguretat</w:t>
       </w:r>
     </w:p>
     <w:p>
       <w:r>
-        <w:t>dona permisos complets (read, write, create, delete) a base.group_user per als 5 models:</w:t>
-        <w:br/>
-        <w:t>- repartiment.empleat</w:t>
-        <w:br/>
-        <w:t>- repartiment.vehicle</w:t>
-        <w:br/>
-        <w:t>- repartiment.client</w:t>
-        <w:br/>
-        <w:t>- repartiment.repartiment</w:t>
-        <w:br/>
-        <w:t>- repartiment.repartiment.wizard (transitori, tambe necessita permisos)</w:t>
+        <w:t xml:space="preserve">El fitxer ir.model.access.csv dona permisos als usuaris interns sobre els models del mòdul. Sense aquestes línies, Odoo pot instal·lar el mòdul però després bloquejar l'accés a les dades.</w:t>
       </w:r>
     </w:p>
     <w:p>
       <w:r>
-        <w:br w:type="page"/>
+        <w:t xml:space="preserve">S'han afegit permisos per a empleats, vehicles, clients, repartiments i també per al wizard.</w:t>
       </w:r>
     </w:p>
     <w:p>
@@ -544,312 +453,17 @@
         <w:pStyle w:val="Heading1"/>
       </w:pPr>
       <w:r>
-        <w:t>9. Requisits coberts</w:t>
+        <w:t xml:space="preserve">9. Requisits coberts</w:t>
       </w:r>
     </w:p>
-    <w:tbl>
-      <w:tblPr>
-        <w:tblStyle w:val="TableGrid"/>
-        <w:tblW w:type="auto" w:w="0"/>
-        <w:tblLook w:firstColumn="1" w:firstRow="1" w:lastColumn="0" w:lastRow="0" w:noHBand="0" w:noVBand="1" w:val="04A0"/>
-      </w:tblPr>
-      <w:tblGrid>
-        <w:gridCol w:w="2880"/>
-        <w:gridCol w:w="2880"/>
-        <w:gridCol w:w="2880"/>
-      </w:tblGrid>
-      <w:tr>
-        <w:tc>
-          <w:tcPr>
-            <w:tcW w:type="dxa" w:w="2880"/>
-          </w:tcPr>
-          <w:p>
-            <w:r>
-              <w:t>requisit</w:t>
-            </w:r>
-          </w:p>
-        </w:tc>
-        <w:tc>
-          <w:tcPr>
-            <w:tcW w:type="dxa" w:w="2880"/>
-          </w:tcPr>
-          <w:p>
-            <w:r>
-              <w:t>on esta</w:t>
-            </w:r>
-          </w:p>
-        </w:tc>
-        <w:tc>
-          <w:tcPr>
-            <w:tcW w:type="dxa" w:w="2880"/>
-          </w:tcPr>
-          <w:p>
-            <w:r>
-              <w:t>explicacio</w:t>
-            </w:r>
-          </w:p>
-        </w:tc>
-      </w:tr>
-      <w:tr>
-        <w:tc>
-          <w:tcPr>
-            <w:tcW w:type="dxa" w:w="2880"/>
-          </w:tcPr>
-          <w:p>
-            <w:r>
-              <w:t>a) 4 vistes</w:t>
-            </w:r>
-          </w:p>
-        </w:tc>
-        <w:tc>
-          <w:tcPr>
-            <w:tcW w:type="dxa" w:w="2880"/>
-          </w:tcPr>
-          <w:p>
-            <w:r>
-              <w:t>repartiment.xml</w:t>
-            </w:r>
-          </w:p>
-        </w:tc>
-        <w:tc>
-          <w:tcPr>
-            <w:tcW w:type="dxa" w:w="2880"/>
-          </w:tcPr>
-          <w:p>
-            <w:r>
-              <w:t>form, list, kanban, calendar</w:t>
-            </w:r>
-          </w:p>
-        </w:tc>
-      </w:tr>
-      <w:tr>
-        <w:tc>
-          <w:tcPr>
-            <w:tcW w:type="dxa" w:w="2880"/>
-          </w:tcPr>
-          <w:p>
-            <w:r>
-              <w:t>b) 4 metodes</w:t>
-            </w:r>
-          </w:p>
-        </w:tc>
-        <w:tc>
-          <w:tcPr>
-            <w:tcW w:type="dxa" w:w="2880"/>
-          </w:tcPr>
-          <w:p>
-            <w:r>
-              <w:t>repartiment.py</w:t>
-            </w:r>
-          </w:p>
-        </w:tc>
-        <w:tc>
-          <w:tcPr>
-            <w:tcW w:type="dxa" w:w="2880"/>
-          </w:tcPr>
-          <w:p>
-            <w:r>
-              <w:t>create, _check_carnet, _check_disponibilitat, _check_distancia_bicicleta + _check_distancia_furgoneta</w:t>
-            </w:r>
-          </w:p>
-        </w:tc>
-      </w:tr>
-      <w:tr>
-        <w:tc>
-          <w:tcPr>
-            <w:tcW w:type="dxa" w:w="2880"/>
-          </w:tcPr>
-          <w:p>
-            <w:r>
-              <w:t>c) search + ordenacio</w:t>
-            </w:r>
-          </w:p>
-        </w:tc>
-        <w:tc>
-          <w:tcPr>
-            <w:tcW w:type="dxa" w:w="2880"/>
-          </w:tcPr>
-          <w:p>
-            <w:r>
-              <w:t>repartiment.xml</w:t>
-            </w:r>
-          </w:p>
-        </w:tc>
-        <w:tc>
-          <w:tcPr>
-            <w:tcW w:type="dxa" w:w="2880"/>
-          </w:tcPr>
-          <w:p>
-            <w:r>
-              <w:t>vista search amb filtres i agrupacions, _order al model</w:t>
-            </w:r>
-          </w:p>
-        </w:tc>
-      </w:tr>
-      <w:tr>
-        <w:tc>
-          <w:tcPr>
-            <w:tcW w:type="dxa" w:w="2880"/>
-          </w:tcPr>
-          <w:p>
-            <w:r>
-              <w:t>d) 2 classes relacionades</w:t>
-            </w:r>
-          </w:p>
-        </w:tc>
-        <w:tc>
-          <w:tcPr>
-            <w:tcW w:type="dxa" w:w="2880"/>
-          </w:tcPr>
-          <w:p>
-            <w:r>
-              <w:t>empleat.py + repartiment.py</w:t>
-            </w:r>
-          </w:p>
-        </w:tc>
-        <w:tc>
-          <w:tcPr>
-            <w:tcW w:type="dxa" w:w="2880"/>
-          </w:tcPr>
-          <w:p>
-            <w:r>
-              <w:t>many2one + one2many entre empleat i repartiment</w:t>
-            </w:r>
-          </w:p>
-        </w:tc>
-      </w:tr>
-      <w:tr>
-        <w:tc>
-          <w:tcPr>
-            <w:tcW w:type="dxa" w:w="2880"/>
-          </w:tcPr>
-          <w:p>
-            <w:r>
-              <w:t>e) wizard</w:t>
-            </w:r>
-          </w:p>
-        </w:tc>
-        <w:tc>
-          <w:tcPr>
-            <w:tcW w:type="dxa" w:w="2880"/>
-          </w:tcPr>
-          <w:p>
-            <w:r>
-              <w:t>wizard/</w:t>
-            </w:r>
-          </w:p>
-        </w:tc>
-        <w:tc>
-          <w:tcPr>
-            <w:tcW w:type="dxa" w:w="2880"/>
-          </w:tcPr>
-          <w:p>
-            <w:r>
-              <w:t>wizard per crear repartiments de forma simplificada</w:t>
-            </w:r>
-          </w:p>
-        </w:tc>
-      </w:tr>
-      <w:tr>
-        <w:tc>
-          <w:tcPr>
-            <w:tcW w:type="dxa" w:w="2880"/>
-          </w:tcPr>
-          <w:p>
-            <w:r>
-              <w:t>f) funcionalitats vistes</w:t>
-            </w:r>
-          </w:p>
-        </w:tc>
-        <w:tc>
-          <w:tcPr>
-            <w:tcW w:type="dxa" w:w="2880"/>
-          </w:tcPr>
-          <w:p>
-            <w:r>
-              <w:t>repartiment.xml + client.xml</w:t>
-            </w:r>
-          </w:p>
-        </w:tc>
-        <w:tc>
-          <w:tcPr>
-            <w:tcW w:type="dxa" w:w="2880"/>
-          </w:tcPr>
-          <w:p>
-            <w:r>
-              <w:t>colors (decoration), linies editables, sum totals, widgets (statusbar, image)</w:t>
-            </w:r>
-          </w:p>
-        </w:tc>
-      </w:tr>
-      <w:tr>
-        <w:tc>
-          <w:tcPr>
-            <w:tcW w:type="dxa" w:w="2880"/>
-          </w:tcPr>
-          <w:p>
-            <w:r>
-              <w:t>g) report pdf</w:t>
-            </w:r>
-          </w:p>
-        </w:tc>
-        <w:tc>
-          <w:tcPr>
-            <w:tcW w:type="dxa" w:w="2880"/>
-          </w:tcPr>
-          <w:p>
-            <w:r>
-              <w:t>report/</w:t>
-            </w:r>
-          </w:p>
-        </w:tc>
-        <w:tc>
-          <w:tcPr>
-            <w:tcW w:type="dxa" w:w="2880"/>
-          </w:tcPr>
-          <w:p>
-            <w:r>
-              <w:t>pdf amb repartiments pendents per empleat</w:t>
-            </w:r>
-          </w:p>
-        </w:tc>
-      </w:tr>
-      <w:tr>
-        <w:tc>
-          <w:tcPr>
-            <w:tcW w:type="dxa" w:w="2880"/>
-          </w:tcPr>
-          <w:p>
-            <w:r>
-              <w:t>h) web controller</w:t>
-            </w:r>
-          </w:p>
-        </w:tc>
-        <w:tc>
-          <w:tcPr>
-            <w:tcW w:type="dxa" w:w="2880"/>
-          </w:tcPr>
-          <w:p>
-            <w:r>
-              <w:t>controllers/main.py</w:t>
-            </w:r>
-          </w:p>
-        </w:tc>
-        <w:tc>
-          <w:tcPr>
-            <w:tcW w:type="dxa" w:w="2880"/>
-          </w:tcPr>
-          <w:p>
-            <w:r>
-              <w:t>endpoint /repartiment/estat que torna json</w:t>
-            </w:r>
-          </w:p>
-        </w:tc>
-      </w:tr>
-    </w:tbl>
     <w:p>
       <w:r>
-        <w:br w:type="page"/>
+        <w:t xml:space="preserve">El mòdul cobreix els punts principals demanats: diversos models relacionats, restriccions SQL i Python, seqüència automàtica, formularis, llistes, kanban, calendari, cerca amb filtres, línies editables, colors en llistes, sumatoris, wizard, report PDF, permisos i un web controller.</w:t>
+      </w:r>
+    </w:p>
+    <w:p>
+      <w:r>
+        <w:t xml:space="preserve">També s'ha intentat que cada element tinga una funció dins del cas pràctic. Per exemple, els carnets afecten els vehicles, l'estat afecta la disponibilitat i la urgència ajuda a ordenar els repartiments.</w:t>
       </w:r>
     </w:p>
     <w:p>
@@ -857,24 +471,81 @@
         <w:pStyle w:val="Heading1"/>
       </w:pPr>
       <w:r>
-        <w:t>10. Errors corregits</w:t>
+        <w:t xml:space="preserve">10. Errors corregits</w:t>
       </w:r>
     </w:p>
     <w:p>
       <w:r>
-        <w:t>nota: aquesta seccio es per documentar errors que puguen sorgir durant la instalacio o us del modul. si tot funciona be, es pot deixar buida o anotar correccions fetes durant el desenvolupament.</w:t>
-        <w:br/>
-        <w:br/>
-        <w:t>exemple de format:</w:t>
-        <w:br/>
-        <w:t>- error: "KeyError: 'model_repartiment_empleat'" al instal·lar</w:t>
-        <w:br/>
-        <w:t xml:space="preserve">  causa: faltava la linia del model al ir.model.access.csv</w:t>
-        <w:br/>
-        <w:t xml:space="preserve">  solucio: afegir la linia access_repartiment_empleat al csv</w:t>
-        <w:br/>
-        <w:br/>
-        <w:t>(s'aniran afegint errors aci conforme apareguen)</w:t>
+        <w:t xml:space="preserve">Durant les proves han aparegut alguns errors típics de treballar amb Odoo 17. Els deixe anotats perquè expliquen millor el procés real de desenvolupament.</w:t>
+      </w:r>
+    </w:p>
+    <w:p>
+      <w:pPr>
+        <w:pStyle w:val="Heading2"/>
+      </w:pPr>
+      <w:r>
+        <w:t xml:space="preserve">Error 1: permisos del model</w:t>
+      </w:r>
+    </w:p>
+    <w:p>
+      <w:r>
+        <w:t xml:space="preserve">Error: en instal·lar o obrir el mòdul podia aparéixer un error relacionat amb l'accés a algun model, per exemple model_repartiment_empleat.</w:t>
+      </w:r>
+    </w:p>
+    <w:p>
+      <w:r>
+        <w:t xml:space="preserve">Causa: faltava declarar el model corresponent en ir.model.access.csv.</w:t>
+      </w:r>
+    </w:p>
+    <w:p>
+      <w:r>
+        <w:t xml:space="preserve">Solució: afegir les línies d'accés per als models del mòdul, incloent també el model transitori del wizard.</w:t>
+      </w:r>
+    </w:p>
+    <w:p>
+      <w:pPr>
+        <w:pStyle w:val="Heading2"/>
+      </w:pPr>
+      <w:r>
+        <w:t xml:space="preserve">Error 2: nom dels vehicles en Odoo 17</w:t>
+      </w:r>
+    </w:p>
+    <w:p>
+      <w:r>
+        <w:t xml:space="preserve">Error: en algunes vistes, sobretot quan el vehicle apareixia com a Many2one, el nom no quedava mostrat com es volia. Al principi la solució natural era usar name_get().</w:t>
+      </w:r>
+    </w:p>
+    <w:p>
+      <w:r>
+        <w:t xml:space="preserve">Causa: en Odoo 17 name_get() està deprecat i és millor treballar amb display_name i _rec_name.</w:t>
+      </w:r>
+    </w:p>
+    <w:p>
+      <w:r>
+        <w:t xml:space="preserve">Solució: crear un camp display_name calculat en vehicle.py i posar _rec_name = 'display_name'. Això deixa el vehicle més clar en formularis, llistes i seleccions.</w:t>
+      </w:r>
+    </w:p>
+    <w:p>
+      <w:pPr>
+        <w:pStyle w:val="Heading2"/>
+      </w:pPr>
+      <w:r>
+        <w:t xml:space="preserve">Error 3: vista kanban i plantilla kanban-box</w:t>
+      </w:r>
+    </w:p>
+    <w:p>
+      <w:r>
+        <w:t xml:space="preserve">Error: en obrir les vistes kanban apareixia un OwlError amb el missatge Missing 'kanban-box' template.</w:t>
+      </w:r>
+    </w:p>
+    <w:p>
+      <w:r>
+        <w:t xml:space="preserve">Causa: les plantilles kanban estaven definides com &lt;t t-name="card"&gt;, però aquesta versió d'Odoo espera la plantilla amb el nom kanban-box.</w:t>
+      </w:r>
+    </w:p>
+    <w:p>
+      <w:r>
+        <w:t xml:space="preserve">Solució: canviar &lt;t t-name="card"&gt; per &lt;t t-name="kanban-box"&gt; en les vistes kanban de empleat.xml, vehicle.xml i repartiment.xml.</w:t>
       </w:r>
     </w:p>
     <w:sectPr>
@@ -887,7 +558,70 @@
 </w:document>
 </file>
 
-<file path=word/numbering.xml><?xml version="1.0" encoding="utf-8"?>
+<file path=word\fontTable.xml><?xml version="1.0" encoding="utf-8"?>
+<w:fonts xmlns:mc="http://schemas.openxmlformats.org/markup-compatibility/2006" xmlns:r="http://schemas.openxmlformats.org/officeDocument/2006/relationships" xmlns:w="http://schemas.openxmlformats.org/wordprocessingml/2006/main" xmlns:w14="http://schemas.microsoft.com/office/word/2010/wordml" mc:Ignorable="w14">
+  <w:font w:name="Symbol">
+    <w:panose1 w:val="00000000000000000000"/>
+    <w:charset w:val="02"/>
+    <w:family w:val="auto"/>
+    <w:pitch w:val="variable"/>
+    <w:sig w:usb0="00000000" w:usb1="10000000" w:usb2="00000000" w:usb3="00000000" w:csb0="80000000" w:csb1="00000000"/>
+  </w:font>
+  <w:font w:name="Times New Roman">
+    <w:panose1 w:val="02020603050405020304"/>
+    <w:charset w:val="00"/>
+    <w:family w:val="auto"/>
+    <w:pitch w:val="variable"/>
+    <w:sig w:usb0="E0002AFF" w:usb1="C0007841" w:usb2="00000009" w:usb3="00000000" w:csb0="000001FF" w:csb1="00000000"/>
+  </w:font>
+  <w:font w:name="Cambria">
+    <w:panose1 w:val="02040503050406030204"/>
+    <w:charset w:val="00"/>
+    <w:family w:val="auto"/>
+    <w:pitch w:val="variable"/>
+    <w:sig w:usb0="E00002FF" w:usb1="400004FF" w:usb2="00000000" w:usb3="00000000" w:csb0="0000019F" w:csb1="00000000"/>
+  </w:font>
+  <w:font w:name="ＭＳ 明朝">
+    <w:panose1 w:val="00000000000000000000"/>
+    <w:charset w:val="80"/>
+    <w:family w:val="roman"/>
+    <w:notTrueType/>
+    <w:pitch w:val="fixed"/>
+    <w:sig w:usb0="00000001" w:usb1="08070000" w:usb2="00000010" w:usb3="00000000" w:csb0="00020000" w:csb1="00000000"/>
+  </w:font>
+  <w:font w:name="Calibri">
+    <w:panose1 w:val="020F0502020204030204"/>
+    <w:charset w:val="00"/>
+    <w:family w:val="auto"/>
+    <w:pitch w:val="variable"/>
+    <w:sig w:usb0="E10002FF" w:usb1="4000ACFF" w:usb2="00000009" w:usb3="00000000" w:csb0="0000019F" w:csb1="00000000"/>
+  </w:font>
+  <w:font w:name="ＭＳ ゴシック">
+    <w:panose1 w:val="00000000000000000000"/>
+    <w:charset w:val="80"/>
+    <w:family w:val="modern"/>
+    <w:notTrueType/>
+    <w:pitch w:val="fixed"/>
+    <w:sig w:usb0="00000001" w:usb1="08070000" w:usb2="00000010" w:usb3="00000000" w:csb0="00020000" w:csb1="00000000"/>
+  </w:font>
+  <w:font w:name="Courier">
+    <w:panose1 w:val="02000500000000000000"/>
+    <w:charset w:val="00"/>
+    <w:family w:val="auto"/>
+    <w:pitch w:val="variable"/>
+    <w:sig w:usb0="00000003" w:usb1="00000000" w:usb2="00000000" w:usb3="00000000" w:csb0="00000001" w:csb1="00000000"/>
+  </w:font>
+  <w:font w:name="Arial">
+    <w:panose1 w:val="020B0604020202020204"/>
+    <w:charset w:val="00"/>
+    <w:family w:val="auto"/>
+    <w:pitch w:val="variable"/>
+    <w:sig w:usb0="E0002AFF" w:usb1="C0007843" w:usb2="00000009" w:usb3="00000000" w:csb0="000001FF" w:csb1="00000000"/>
+  </w:font>
+</w:fonts>
+</file>
+
+<file path=word\numbering.xml><?xml version="1.0" encoding="utf-8"?>
 <w:numbering xmlns:wpc="http://schemas.microsoft.com/office/word/2010/wordprocessingCanvas" xmlns:mo="http://schemas.microsoft.com/office/mac/office/2008/main" xmlns:mc="http://schemas.openxmlformats.org/markup-compatibility/2006" xmlns:mv="urn:schemas-microsoft-com:mac:vml" xmlns:o="urn:schemas-microsoft-com:office:office" xmlns:r="http://schemas.openxmlformats.org/officeDocument/2006/relationships" xmlns:m="http://schemas.openxmlformats.org/officeDocument/2006/math" xmlns:v="urn:schemas-microsoft-com:vml" xmlns:wp14="http://schemas.microsoft.com/office/word/2010/wordprocessingDrawing" xmlns:wp="http://schemas.openxmlformats.org/drawingml/2006/wordprocessingDrawing" xmlns:w10="urn:schemas-microsoft-com:office:word" xmlns:w="http://schemas.openxmlformats.org/wordprocessingml/2006/main" xmlns:w14="http://schemas.microsoft.com/office/word/2010/wordml" xmlns:wpg="http://schemas.microsoft.com/office/word/2010/wordprocessingGroup" xmlns:wpi="http://schemas.microsoft.com/office/word/2010/wordprocessingInk" xmlns:wne="http://schemas.microsoft.com/office/word/2006/wordml" xmlns:wps="http://schemas.microsoft.com/office/word/2010/wordprocessingShape" mc:Ignorable="w14 wp14">
   <w:abstractNum w:abstractNumId="0">
     <w:nsid w:val="FFFFFF7C"/>
@@ -1090,7 +824,62 @@
 </w:numbering>
 </file>
 
-<file path=word/styles.xml><?xml version="1.0" encoding="utf-8"?>
+<file path=word\settings.xml><?xml version="1.0" encoding="utf-8"?>
+<w:settings xmlns:mc="http://schemas.openxmlformats.org/markup-compatibility/2006" xmlns:o="urn:schemas-microsoft-com:office:office" xmlns:r="http://schemas.openxmlformats.org/officeDocument/2006/relationships" xmlns:m="http://schemas.openxmlformats.org/officeDocument/2006/math" xmlns:v="urn:schemas-microsoft-com:vml" xmlns:w10="urn:schemas-microsoft-com:office:word" xmlns:w="http://schemas.openxmlformats.org/wordprocessingml/2006/main" xmlns:w14="http://schemas.microsoft.com/office/word/2010/wordml" xmlns:sl="http://schemas.openxmlformats.org/schemaLibrary/2006/main" mc:Ignorable="w14">
+  <w:zoom w:val="bestFit"/>
+  <w:proofState w:spelling="clean" w:grammar="clean"/>
+  <w:defaultTabStop w:val="720"/>
+  <w:characterSpacingControl w:val="doNotCompress"/>
+  <w:savePreviewPicture/>
+  <w:compat>
+    <w:useFELayout/>
+    <w:compatSetting w:name="compatibilityMode" w:uri="http://schemas.microsoft.com/office/word" w:val="14"/>
+    <w:compatSetting w:name="overrideTableStyleFontSizeAndJustification" w:uri="http://schemas.microsoft.com/office/word" w:val="1"/>
+    <w:compatSetting w:name="enableOpenTypeFeatures" w:uri="http://schemas.microsoft.com/office/word" w:val="1"/>
+    <w:compatSetting w:name="doNotFlipMirrorIndents" w:uri="http://schemas.microsoft.com/office/word" w:val="1"/>
+  </w:compat>
+  <w:rsids>
+    <w:rsidRoot w:val="00B47730"/>
+    <w:rsid w:val="00034616"/>
+    <w:rsid w:val="0006063C"/>
+    <w:rsid w:val="0015074B"/>
+    <w:rsid w:val="0029639D"/>
+    <w:rsid w:val="00326F90"/>
+    <w:rsid w:val="00AA1D8D"/>
+    <w:rsid w:val="00B47730"/>
+    <w:rsid w:val="00CB0664"/>
+    <w:rsid w:val="00FC693F"/>
+  </w:rsids>
+  <m:mathPr>
+    <m:mathFont m:val="Cambria Math"/>
+    <m:brkBin m:val="before"/>
+    <m:brkBinSub m:val="--"/>
+    <m:smallFrac m:val="0"/>
+    <m:dispDef/>
+    <m:lMargin m:val="0"/>
+    <m:rMargin m:val="0"/>
+    <m:defJc m:val="centerGroup"/>
+    <m:wrapIndent m:val="1440"/>
+    <m:intLim m:val="subSup"/>
+    <m:naryLim m:val="undOvr"/>
+  </m:mathPr>
+  <w:themeFontLang w:val="en-US" w:eastAsia="ja-JP"/>
+  <w:clrSchemeMapping w:bg1="light1" w:t1="dark1" w:bg2="light2" w:t2="dark2" w:accent1="accent1" w:accent2="accent2" w:accent3="accent3" w:accent4="accent4" w:accent5="accent5" w:accent6="accent6" w:hyperlink="hyperlink" w:followedHyperlink="followedHyperlink"/>
+  <w:doNotAutoCompressPictures/>
+  <w:shapeDefaults>
+    <o:shapedefaults v:ext="edit" spidmax="1027"/>
+    <o:shapelayout v:ext="edit">
+      <o:idmap v:ext="edit" data="1"/>
+    </o:shapelayout>
+  </w:shapeDefaults>
+  <w:decimalSymbol w:val="."/>
+  <w:listSeparator w:val=","/>
+  <w14:docId w14:val="24062061"/>
+  <w14:defaultImageDpi w14:val="300"/>
+</w:settings>
+</file>
+
+<file path=word\styles.xml><?xml version="1.0" encoding="utf-8"?>
 <w:styles xmlns:mc="http://schemas.openxmlformats.org/markup-compatibility/2006" xmlns:r="http://schemas.openxmlformats.org/officeDocument/2006/relationships" xmlns:w="http://schemas.openxmlformats.org/wordprocessingml/2006/main" xmlns:w14="http://schemas.microsoft.com/office/word/2010/wordml" mc:Ignorable="w14">
   <w:docDefaults>
     <w:rPrDefault>
@@ -12940,7 +12729,7 @@
 </w:styles>
 </file>
 
-<file path=word/stylesWithEffects.xml><?xml version="1.0" encoding="utf-8"?>
+<file path=word\stylesWithEffects.xml><?xml version="1.0" encoding="utf-8"?>
 <w:styles xmlns:wpc="http://schemas.microsoft.com/office/word/2010/wordprocessingCanvas" xmlns:mo="http://schemas.microsoft.com/office/mac/office/2008/main" xmlns:mc="http://schemas.openxmlformats.org/markup-compatibility/2006" xmlns:mv="urn:schemas-microsoft-com:mac:vml" xmlns:o="urn:schemas-microsoft-com:office:office" xmlns:r="http://schemas.openxmlformats.org/officeDocument/2006/relationships" xmlns:m="http://schemas.openxmlformats.org/officeDocument/2006/math" xmlns:v="urn:schemas-microsoft-com:vml" xmlns:wp14="http://schemas.microsoft.com/office/word/2010/wordprocessingDrawing" xmlns:wp="http://schemas.openxmlformats.org/drawingml/2006/wordprocessingDrawing" xmlns:w10="urn:schemas-microsoft-com:office:word" xmlns:w="http://schemas.openxmlformats.org/wordprocessingml/2006/main" xmlns:w14="http://schemas.microsoft.com/office/word/2010/wordml" xmlns:wpg="http://schemas.microsoft.com/office/word/2010/wordprocessingGroup" xmlns:wpi="http://schemas.microsoft.com/office/word/2010/wordprocessingInk" xmlns:wne="http://schemas.microsoft.com/office/word/2006/wordml" xmlns:wps="http://schemas.microsoft.com/office/word/2010/wordprocessingShape" mc:Ignorable="w14 wp14">
   <w:docDefaults>
     <w:rPrDefault>
@@ -24742,7 +24531,7 @@
 </w:styles>
 </file>
 
-<file path=word/theme/theme1.xml><?xml version="1.0" encoding="utf-8"?>
+<file path=word\theme\theme1.xml><?xml version="1.0" encoding="utf-8"?>
 <a:theme xmlns:a="http://schemas.openxmlformats.org/drawingml/2006/main" name="Office Theme">
   <a:themeElements>
     <a:clrScheme name="Office">
@@ -25062,14 +24851,9 @@
 </a:theme>
 </file>
 
-<file path=customXml/item1.xml><?xml version="1.0" encoding="utf-8"?>
-<b:Sources xmlns:b="http://schemas.openxmlformats.org/officeDocument/2006/bibliography" xmlns="http://schemas.openxmlformats.org/officeDocument/2006/bibliography" SelectedStyle="/APA.XSL" StyleName="APA"/>
-</file>
-
-<file path=customXml/itemProps1.xml><?xml version="1.0" encoding="utf-8"?>
-<ds:datastoreItem xmlns:ds="http://schemas.openxmlformats.org/officeDocument/2006/customXml" ds:itemID="{EF278816-EC6F-A645-907D-7F25AECB1D4A}">
-  <ds:schemaRefs>
-    <ds:schemaRef ds:uri="http://schemas.openxmlformats.org/officeDocument/2006/bibliography"/>
-  </ds:schemaRefs>
-</ds:datastoreItem>
+<file path=word\webSettings.xml><?xml version="1.0" encoding="utf-8"?>
+<w:webSettings xmlns:mc="http://schemas.openxmlformats.org/markup-compatibility/2006" xmlns:r="http://schemas.openxmlformats.org/officeDocument/2006/relationships" xmlns:w="http://schemas.openxmlformats.org/wordprocessingml/2006/main" xmlns:w14="http://schemas.microsoft.com/office/word/2010/wordml" mc:Ignorable="w14">
+  <w:allowPNG/>
+  <w:doNotSaveAsSingleFile/>
+</w:webSettings>
 </file>